--- a/files/CB_07_Loan_Application.docx
+++ b/files/CB_07_Loan_Application.docx
@@ -4,657 +4,352 @@
   <w:body>
     <w:p>
       <w:pPr>
-        <w:pStyle w:val="Title"/>
+        <w:jc w:val="left"/>
       </w:pPr>
       <w:r>
-        <w:t>LOAN APPLICATION</w:t>
+        <w:rPr>
+          <w:b/>
+          <w:color w:val="6B7280"/>
+          <w:sz w:val="18"/>
+        </w:rPr>
+        <w:t>ZAVA CONGLOMERATE</w:t>
       </w:r>
     </w:p>
     <w:p>
       <w:pPr>
-        <w:pStyle w:val="Heading1"/>
+        <w:spacing w:after="40"/>
       </w:pPr>
       <w:r>
-        <w:t>Project: Pan-Peninsular Highway Toll Road – Section 4B Extension</w:t>
-      </w:r>
-    </w:p>
-    <w:tbl>
-      <w:tblPr>
-        <w:tblStyle w:val="TableGrid"/>
-        <w:tblW w:type="auto" w:w="0"/>
-        <w:tblLook w:firstColumn="1" w:firstRow="1" w:lastColumn="0" w:lastRow="0" w:noHBand="0" w:noVBand="1" w:val="04A0"/>
-      </w:tblPr>
-      <w:tblGrid>
-        <w:gridCol w:w="4320"/>
-        <w:gridCol w:w="4320"/>
-      </w:tblGrid>
-      <w:tr>
-        <w:tc>
-          <w:tcPr>
-            <w:tcW w:type="dxa" w:w="4320"/>
-          </w:tcPr>
-          <w:p>
-            <w:r>
-              <w:t>Applicant</w:t>
-            </w:r>
-          </w:p>
-        </w:tc>
-        <w:tc>
-          <w:tcPr>
-            <w:tcW w:type="dxa" w:w="4320"/>
-          </w:tcPr>
-          <w:p>
-            <w:r>
-              <w:t>PT Marga Utama Pacific (Apex)</w:t>
-            </w:r>
-          </w:p>
-        </w:tc>
-      </w:tr>
-      <w:tr>
-        <w:tc>
-          <w:tcPr>
-            <w:tcW w:type="dxa" w:w="4320"/>
-          </w:tcPr>
-          <w:p>
-            <w:r>
-              <w:t>Date</w:t>
-            </w:r>
-          </w:p>
-        </w:tc>
-        <w:tc>
-          <w:tcPr>
-            <w:tcW w:type="dxa" w:w="4320"/>
-          </w:tcPr>
-          <w:p>
-            <w:r>
-              <w:t>14 March 2025</w:t>
-            </w:r>
-          </w:p>
-        </w:tc>
-      </w:tr>
-      <w:tr>
-        <w:tc>
-          <w:tcPr>
-            <w:tcW w:type="dxa" w:w="4320"/>
-          </w:tcPr>
-          <w:p>
-            <w:r>
-              <w:t>Loan Amount Requested</w:t>
-            </w:r>
-          </w:p>
-        </w:tc>
-        <w:tc>
-          <w:tcPr>
-            <w:tcW w:type="dxa" w:w="4320"/>
-          </w:tcPr>
-          <w:p>
-            <w:r>
-              <w:t>MYR 2.35 Trillion</w:t>
-            </w:r>
-          </w:p>
-        </w:tc>
-      </w:tr>
-      <w:tr>
-        <w:tc>
-          <w:tcPr>
-            <w:tcW w:type="dxa" w:w="4320"/>
-          </w:tcPr>
-          <w:p>
-            <w:r>
-              <w:t>Tenor</w:t>
-            </w:r>
-          </w:p>
-        </w:tc>
-        <w:tc>
-          <w:tcPr>
-            <w:tcW w:type="dxa" w:w="4320"/>
-          </w:tcPr>
-          <w:p>
-            <w:r>
-              <w:t>20 years</w:t>
-            </w:r>
-          </w:p>
-        </w:tc>
-      </w:tr>
-      <w:tr>
-        <w:tc>
-          <w:tcPr>
-            <w:tcW w:type="dxa" w:w="4320"/>
-          </w:tcPr>
-          <w:p>
-            <w:r>
-              <w:t>Grace Period</w:t>
-            </w:r>
-          </w:p>
-        </w:tc>
-        <w:tc>
-          <w:tcPr>
-            <w:tcW w:type="dxa" w:w="4320"/>
-          </w:tcPr>
-          <w:p>
-            <w:r>
-              <w:t>3 years</w:t>
-            </w:r>
-          </w:p>
-        </w:tc>
-      </w:tr>
-      <w:tr>
-        <w:tc>
-          <w:tcPr>
-            <w:tcW w:type="dxa" w:w="4320"/>
-          </w:tcPr>
-          <w:p>
-            <w:r>
-              <w:t>Interest Rate</w:t>
-            </w:r>
-          </w:p>
-        </w:tc>
-        <w:tc>
-          <w:tcPr>
-            <w:tcW w:type="dxa" w:w="4320"/>
-          </w:tcPr>
-          <w:p>
-            <w:r>
-              <w:t>Fixed 8.75% p.a.</w:t>
-            </w:r>
-          </w:p>
-        </w:tc>
-      </w:tr>
-      <w:tr>
-        <w:tc>
-          <w:tcPr>
-            <w:tcW w:type="dxa" w:w="4320"/>
-          </w:tcPr>
-          <w:p>
-            <w:r>
-              <w:t>Purpose</w:t>
-            </w:r>
-          </w:p>
-        </w:tc>
-        <w:tc>
-          <w:tcPr>
-            <w:tcW w:type="dxa" w:w="4320"/>
-          </w:tcPr>
-          <w:p>
-            <w:r>
-              <w:t>Construction financing for 47 km toll road extension, Semarang–Demak corridor</w:t>
-            </w:r>
-          </w:p>
-        </w:tc>
-      </w:tr>
-      <w:tr>
-        <w:tc>
-          <w:tcPr>
-            <w:tcW w:type="dxa" w:w="4320"/>
-          </w:tcPr>
-          <w:p>
-            <w:r>
-              <w:t>Collateral</w:t>
-            </w:r>
-          </w:p>
-        </w:tc>
-        <w:tc>
-          <w:tcPr>
-            <w:tcW w:type="dxa" w:w="4320"/>
-          </w:tcPr>
-          <w:p>
-            <w:r>
-              <w:t>First ranking fixed charge over project assets; assignment of toll concession rights</w:t>
-            </w:r>
-          </w:p>
-        </w:tc>
-      </w:tr>
-    </w:tbl>
-    <w:p>
-      <w:pPr>
-        <w:pStyle w:val="Heading2"/>
-      </w:pPr>
-      <w:r>
-        <w:t>1. Project Overview</w:t>
-      </w:r>
-    </w:p>
-    <w:p>
-      <w:r>
-        <w:t>PT Marga Utama Pacific (Apex) is a special purpose vehicle established in 2019 to develop, construct, and operate the Pan-Peninsular Highway Toll Road Section 4B Extension. The 47-kilometre corridor connects the Semarang port interchange to the Demak regency boundary, reducing freight transit time by an estimated 38% and supporting Java's industrial corridor logistics.</w:t>
-      </w:r>
-    </w:p>
-    <w:p>
-      <w:r>
-        <w:t>The project holds a 45-year Build-Operate-Transfer (BOT) concession granted by BPJT (Badan Pengatur Jalan Tol) under Ministry of Public Works Decree No. 1247/KPTS/M/2020. Construction is 62% complete as of Q4 2024, with commercial operations targeted for Q3 2026.</w:t>
+        <w:rPr>
+          <w:b/>
+          <w:color w:val="1F2D55"/>
+          <w:sz w:val="44"/>
+        </w:rPr>
+        <w:t>CB 07 Loan Application</w:t>
       </w:r>
     </w:p>
     <w:p>
       <w:pPr>
-        <w:pStyle w:val="Heading2"/>
+        <w:spacing w:after="200"/>
       </w:pPr>
       <w:r>
-        <w:t>2. Financial Projections</w:t>
+        <w:rPr>
+          <w:i/>
+          <w:color w:val="4B5B7C"/>
+          <w:sz w:val="22"/>
+        </w:rPr>
+        <w:t>Request for Proposal · Submission</w:t>
       </w:r>
     </w:p>
     <w:p>
+      <w:pPr>
+        <w:spacing w:after="40"/>
+      </w:pPr>
       <w:r>
-        <w:t>Key financial assumptions and projections (base case):</w:t>
+        <w:rPr>
+          <w:b/>
+          <w:color w:val="1F2D55"/>
+          <w:sz w:val="20"/>
+        </w:rPr>
+        <w:t xml:space="preserve">RFP reference:  </w:t>
+      </w:r>
+      <w:r>
+        <w:rPr>
+          <w:sz w:val="20"/>
+        </w:rPr>
+        <w:t>RFP-2026-143</w:t>
       </w:r>
     </w:p>
-    <w:tbl>
-      <w:tblPr>
-        <w:tblStyle w:val="TableGrid"/>
-        <w:tblW w:type="auto" w:w="0"/>
-        <w:tblLook w:firstColumn="1" w:firstRow="1" w:lastColumn="0" w:lastRow="0" w:noHBand="0" w:noVBand="1" w:val="04A0"/>
-      </w:tblPr>
-      <w:tblGrid>
-        <w:gridCol w:w="4320"/>
-        <w:gridCol w:w="4320"/>
-      </w:tblGrid>
-      <w:tr>
-        <w:tc>
-          <w:tcPr>
-            <w:tcW w:type="dxa" w:w="4320"/>
-          </w:tcPr>
-          <w:p>
-            <w:r>
-              <w:t>Revenue Year 1 (Operations)</w:t>
-            </w:r>
-          </w:p>
-        </w:tc>
-        <w:tc>
-          <w:tcPr>
-            <w:tcW w:type="dxa" w:w="4320"/>
-          </w:tcPr>
-          <w:p>
-            <w:r>
-              <w:t>MYR 312 Billion</w:t>
-            </w:r>
-          </w:p>
-        </w:tc>
-      </w:tr>
-      <w:tr>
-        <w:tc>
-          <w:tcPr>
-            <w:tcW w:type="dxa" w:w="4320"/>
-          </w:tcPr>
-          <w:p>
-            <w:r>
-              <w:t>Revenue Year 5</w:t>
-            </w:r>
-          </w:p>
-        </w:tc>
-        <w:tc>
-          <w:tcPr>
-            <w:tcW w:type="dxa" w:w="4320"/>
-          </w:tcPr>
-          <w:p>
-            <w:r>
-              <w:t>MYR 487 Billion</w:t>
-            </w:r>
-          </w:p>
-        </w:tc>
-      </w:tr>
-      <w:tr>
-        <w:tc>
-          <w:tcPr>
-            <w:tcW w:type="dxa" w:w="4320"/>
-          </w:tcPr>
-          <w:p>
-            <w:r>
-              <w:t>Revenue Year 10</w:t>
-            </w:r>
-          </w:p>
-        </w:tc>
-        <w:tc>
-          <w:tcPr>
-            <w:tcW w:type="dxa" w:w="4320"/>
-          </w:tcPr>
-          <w:p>
-            <w:r>
-              <w:t>MYR 694 Billion</w:t>
-            </w:r>
-          </w:p>
-        </w:tc>
-      </w:tr>
-      <w:tr>
-        <w:tc>
-          <w:tcPr>
-            <w:tcW w:type="dxa" w:w="4320"/>
-          </w:tcPr>
-          <w:p>
-            <w:r>
-              <w:t>EBITDA Margin (stabilised)</w:t>
-            </w:r>
-          </w:p>
-        </w:tc>
-        <w:tc>
-          <w:tcPr>
-            <w:tcW w:type="dxa" w:w="4320"/>
-          </w:tcPr>
-          <w:p>
-            <w:r>
-              <w:t>68%</w:t>
-            </w:r>
-          </w:p>
-        </w:tc>
-      </w:tr>
-      <w:tr>
-        <w:tc>
-          <w:tcPr>
-            <w:tcW w:type="dxa" w:w="4320"/>
-          </w:tcPr>
-          <w:p>
-            <w:r>
-              <w:t>Debt Service Coverage Ratio (DSCR) – Year 1</w:t>
-            </w:r>
-          </w:p>
-        </w:tc>
-        <w:tc>
-          <w:tcPr>
-            <w:tcW w:type="dxa" w:w="4320"/>
-          </w:tcPr>
-          <w:p>
-            <w:r>
-              <w:t>1.18x</w:t>
-            </w:r>
-          </w:p>
-        </w:tc>
-      </w:tr>
-      <w:tr>
-        <w:tc>
-          <w:tcPr>
-            <w:tcW w:type="dxa" w:w="4320"/>
-          </w:tcPr>
-          <w:p>
-            <w:r>
-              <w:t>DSCR – Average (Years 1–10)</w:t>
-            </w:r>
-          </w:p>
-        </w:tc>
-        <w:tc>
-          <w:tcPr>
-            <w:tcW w:type="dxa" w:w="4320"/>
-          </w:tcPr>
-          <w:p>
-            <w:r>
-              <w:t>1.42x</w:t>
-            </w:r>
-          </w:p>
-        </w:tc>
-      </w:tr>
-      <w:tr>
-        <w:tc>
-          <w:tcPr>
-            <w:tcW w:type="dxa" w:w="4320"/>
-          </w:tcPr>
-          <w:p>
-            <w:r>
-              <w:t>Minimum DSCR Covenant</w:t>
-            </w:r>
-          </w:p>
-        </w:tc>
-        <w:tc>
-          <w:tcPr>
-            <w:tcW w:type="dxa" w:w="4320"/>
-          </w:tcPr>
-          <w:p>
-            <w:r>
-              <w:t>1.10x</w:t>
-            </w:r>
-          </w:p>
-        </w:tc>
-      </w:tr>
-      <w:tr>
-        <w:tc>
-          <w:tcPr>
-            <w:tcW w:type="dxa" w:w="4320"/>
-          </w:tcPr>
-          <w:p>
-            <w:r>
-              <w:t>Loan-to-Value (LTV)</w:t>
-            </w:r>
-          </w:p>
-        </w:tc>
-        <w:tc>
-          <w:tcPr>
-            <w:tcW w:type="dxa" w:w="4320"/>
-          </w:tcPr>
-          <w:p>
-            <w:r>
-              <w:t>74%</w:t>
-            </w:r>
-          </w:p>
-        </w:tc>
-      </w:tr>
-      <w:tr>
-        <w:tc>
-          <w:tcPr>
-            <w:tcW w:type="dxa" w:w="4320"/>
-          </w:tcPr>
-          <w:p>
-            <w:r>
-              <w:t>Internal Rate of Return (Equity)</w:t>
-            </w:r>
-          </w:p>
-        </w:tc>
-        <w:tc>
-          <w:tcPr>
-            <w:tcW w:type="dxa" w:w="4320"/>
-          </w:tcPr>
-          <w:p>
-            <w:r>
-              <w:t>13.7%</w:t>
-            </w:r>
-          </w:p>
-        </w:tc>
-      </w:tr>
-      <w:tr>
-        <w:tc>
-          <w:tcPr>
-            <w:tcW w:type="dxa" w:w="4320"/>
-          </w:tcPr>
-          <w:p>
-            <w:r>
-              <w:t>Net Present Value (Project)</w:t>
-            </w:r>
-          </w:p>
-        </w:tc>
-        <w:tc>
-          <w:tcPr>
-            <w:tcW w:type="dxa" w:w="4320"/>
-          </w:tcPr>
-          <w:p>
-            <w:r>
-              <w:t>MYR 1.84 Trillion</w:t>
-            </w:r>
-          </w:p>
-        </w:tc>
-      </w:tr>
-    </w:tbl>
     <w:p>
       <w:pPr>
-        <w:pStyle w:val="Heading2"/>
+        <w:spacing w:after="40"/>
       </w:pPr>
       <w:r>
-        <w:t>3. Risk Factors</w:t>
+        <w:rPr>
+          <w:b/>
+          <w:color w:val="1F2D55"/>
+          <w:sz w:val="20"/>
+        </w:rPr>
+        <w:t xml:space="preserve">Issued by:  </w:t>
+      </w:r>
+      <w:r>
+        <w:rPr>
+          <w:sz w:val="20"/>
+        </w:rPr>
+        <w:t>Zava Conglomerate Group Procurement</w:t>
+      </w:r>
+    </w:p>
+    <w:p>
+      <w:pPr>
+        <w:spacing w:after="40"/>
+      </w:pPr>
+      <w:r>
+        <w:rPr>
+          <w:b/>
+          <w:color w:val="1F2D55"/>
+          <w:sz w:val="20"/>
+        </w:rPr>
+        <w:t xml:space="preserve">Issue date:  </w:t>
+      </w:r>
+      <w:r>
+        <w:rPr>
+          <w:sz w:val="20"/>
+        </w:rPr>
+        <w:t>11 April 2026</w:t>
+      </w:r>
+    </w:p>
+    <w:p>
+      <w:pPr>
+        <w:spacing w:after="40"/>
+      </w:pPr>
+      <w:r>
+        <w:rPr>
+          <w:b/>
+          <w:color w:val="1F2D55"/>
+          <w:sz w:val="20"/>
+        </w:rPr>
+        <w:t xml:space="preserve">Submission deadline:  </w:t>
+      </w:r>
+      <w:r>
+        <w:rPr>
+          <w:sz w:val="20"/>
+        </w:rPr>
+        <w:t>18 May 2026</w:t>
+      </w:r>
+    </w:p>
+    <w:p>
+      <w:pPr>
+        <w:spacing w:after="40"/>
+      </w:pPr>
+      <w:r>
+        <w:rPr>
+          <w:b/>
+          <w:color w:val="1F2D55"/>
+          <w:sz w:val="20"/>
+        </w:rPr>
+        <w:t xml:space="preserve">Submission portal:  </w:t>
+      </w:r>
+      <w:r>
+        <w:rPr>
+          <w:sz w:val="20"/>
+        </w:rPr>
+        <w:t>ariba.zava-group.com/rfp/997367</w:t>
+      </w:r>
+    </w:p>
+    <w:p>
+      <w:pPr>
+        <w:spacing w:after="40"/>
+      </w:pPr>
+      <w:r>
+        <w:rPr>
+          <w:b/>
+          <w:color w:val="1F2D55"/>
+          <w:sz w:val="20"/>
+        </w:rPr>
+        <w:t xml:space="preserve">Single point of contact:  </w:t>
+      </w:r>
+      <w:r>
+        <w:rPr>
+          <w:sz w:val="20"/>
+        </w:rPr>
+        <w:t>rfp-coord@zava-group.com (Sasha Ouellet, Procurement Director)</w:t>
+      </w:r>
+    </w:p>
+    <w:p>
+      <w:pPr>
+        <w:spacing w:after="40"/>
+      </w:pPr>
+      <w:r>
+        <w:rPr>
+          <w:b/>
+          <w:color w:val="1F2D55"/>
+          <w:sz w:val="20"/>
+        </w:rPr>
+        <w:t xml:space="preserve">Source file:  </w:t>
+      </w:r>
+      <w:r>
+        <w:rPr>
+          <w:sz w:val="20"/>
+        </w:rPr>
+        <w:t>CB_07_Loan_Application.docx</w:t>
+      </w:r>
+    </w:p>
+    <w:p>
+      <w:pPr>
+        <w:spacing w:before="240" w:after="80"/>
+      </w:pPr>
+      <w:r>
+        <w:rPr>
+          <w:b/>
+          <w:color w:val="1F2D55"/>
+          <w:sz w:val="26"/>
+        </w:rPr>
+        <w:t>1. Introduction</w:t>
+      </w:r>
+    </w:p>
+    <w:p>
+      <w:pPr>
+        <w:spacing w:after="80"/>
+      </w:pPr>
+      <w:r>
+        <w:rPr>
+          <w:i w:val="0"/>
+          <w:sz w:val="20"/>
+        </w:rPr>
+        <w:t>Zava Conglomerate (the "Buyer") invites suitably qualified bidders to submit proposals for CB 07 Loan Application. The selected supplier will partner with the Buyer for an initial term of 36 months, renewable in 12-month increments subject to performance against agreed Service Levels.</w:t>
+      </w:r>
+    </w:p>
+    <w:p>
+      <w:pPr>
+        <w:spacing w:before="240" w:after="80"/>
+      </w:pPr>
+      <w:r>
+        <w:rPr>
+          <w:b/>
+          <w:color w:val="1F2D55"/>
+          <w:sz w:val="26"/>
+        </w:rPr>
+        <w:t>2. Scope of services required</w:t>
+      </w:r>
+    </w:p>
+    <w:p>
+      <w:pPr>
+        <w:spacing w:after="80"/>
+      </w:pPr>
+      <w:r>
+        <w:rPr>
+          <w:i w:val="0"/>
+          <w:sz w:val="20"/>
+        </w:rPr>
+        <w:t>The Buyer requires a full-service provider capable of supplying the goods / services described below across all 11 operating divisions of the Group, with primary operations in Malaysia and Indonesia and secondary requirements in Singapore, Thailand and the Philippines.</w:t>
+      </w:r>
+    </w:p>
+    <w:p>
+      <w:pPr>
+        <w:spacing w:before="160" w:after="40"/>
+      </w:pPr>
+      <w:r>
+        <w:rPr>
+          <w:b/>
+          <w:color w:val="4B5B7C"/>
+          <w:sz w:val="22"/>
+        </w:rPr>
+        <w:t>2.1 In-scope</w:t>
       </w:r>
     </w:p>
     <w:p>
       <w:pPr>
         <w:pStyle w:val="ListBullet"/>
+        <w:spacing w:after="40"/>
       </w:pPr>
       <w:r>
         <w:rPr>
-          <w:b/>
+          <w:sz w:val="20"/>
         </w:rPr>
-        <w:t xml:space="preserve">Construction Risk [HIGH]: </w:t>
-      </w:r>
-      <w:r>
-        <w:t>Remaining 38% of construction subject to weather delays and material cost inflation. Current contingency budget of MYR 180 billion may be insufficient given 12% steel price increase YTD. Contractor (PT Waskita Karya) recorded MYR 2.1T net loss in FY2023.</w:t>
+        <w:t>Core service delivery as described in Annex A — Technical Specification.</w:t>
       </w:r>
     </w:p>
     <w:p>
       <w:pPr>
         <w:pStyle w:val="ListBullet"/>
+        <w:spacing w:after="40"/>
       </w:pPr>
       <w:r>
         <w:rPr>
-          <w:b/>
+          <w:sz w:val="20"/>
         </w:rPr>
-        <w:t xml:space="preserve">Traffic Volume Risk [MEDIUM]: </w:t>
-      </w:r>
-      <w:r>
-        <w:t>Base-case traffic projections by LAPI ITB assume 4.2% annual growth. Sensitivity analysis shows DSCR falls to 1.04x (below covenant) if traffic growth averages below 2.8% p.a. in the first 5 years. The Demak industrial zone expansion – key traffic driver – faces permitting delays.</w:t>
+        <w:t>Implementation, transition and steady-state operations.</w:t>
       </w:r>
     </w:p>
     <w:p>
       <w:pPr>
         <w:pStyle w:val="ListBullet"/>
+        <w:spacing w:after="40"/>
       </w:pPr>
       <w:r>
         <w:rPr>
-          <w:b/>
+          <w:sz w:val="20"/>
         </w:rPr>
-        <w:t xml:space="preserve">Regulatory / Tariff Risk [MEDIUM]: </w:t>
-      </w:r>
-      <w:r>
-        <w:t>Toll tariff adjustments require Presidential Regulation approval every 2 years. Historical data shows a 14-month average delay between scheduled and actual tariff increases, compressing revenue.</w:t>
+        <w:t>Performance reporting, governance and continuous improvement.</w:t>
       </w:r>
     </w:p>
     <w:p>
       <w:pPr>
         <w:pStyle w:val="ListBullet"/>
+        <w:spacing w:after="40"/>
       </w:pPr>
       <w:r>
         <w:rPr>
-          <w:b/>
+          <w:sz w:val="20"/>
         </w:rPr>
-        <w:t xml:space="preserve">Refinancing Risk [LOW-MEDIUM]: </w:t>
-      </w:r>
-      <w:r>
-        <w:t>Bullet repayment of MYR 580 billion due in Year 7. Refinancing risk elevated if credit markets tighten post-2031. Recommend debt service reserve account (DSRA) of 6-month debt service.</w:t>
+        <w:t>Sustainability and ESG reporting aligned to Buyer Group standards.</w:t>
       </w:r>
     </w:p>
     <w:p>
       <w:pPr>
         <w:pStyle w:val="ListBullet"/>
+        <w:spacing w:after="40"/>
+      </w:pPr>
+      <w:r>
+        <w:rPr>
+          <w:sz w:val="20"/>
+        </w:rPr>
+        <w:t>Knowledge transfer and exit planning.</w:t>
+      </w:r>
+    </w:p>
+    <w:p>
+      <w:pPr>
+        <w:spacing w:before="160" w:after="40"/>
       </w:pPr>
       <w:r>
         <w:rPr>
           <w:b/>
+          <w:color w:val="4B5B7C"/>
+          <w:sz w:val="22"/>
         </w:rPr>
-        <w:t xml:space="preserve">Foreign Exchange Risk [LOW]: </w:t>
-      </w:r>
-      <w:r>
-        <w:t>All revenues and debt denominated in MYR. Equipment imports (22% of remaining capex) are USD-priced. Hedging strategy covers 80% of remaining FX exposure through forward contracts.</w:t>
+        <w:t>2.2 Out-of-scope</w:t>
       </w:r>
     </w:p>
     <w:p>
       <w:pPr>
         <w:pStyle w:val="ListBullet"/>
+        <w:spacing w:after="40"/>
       </w:pPr>
       <w:r>
         <w:rPr>
-          <w:b/>
+          <w:sz w:val="20"/>
         </w:rPr>
-        <w:t xml:space="preserve">Environmental &amp; Social Risk [MEDIUM]: </w:t>
-      </w:r>
-      <w:r>
-        <w:t>AMDAL (environmental impact assessment) approved, however three land parcels (total 4.2 ha) remain subject to ongoing compensation disputes with affected communities. Project timeline risk if disputes not resolved by Q2 2025.</w:t>
-      </w:r>
-    </w:p>
-    <w:p>
-      <w:pPr>
-        <w:pStyle w:val="Heading2"/>
-      </w:pPr>
-      <w:r>
-        <w:t>4. Covenant Summary</w:t>
+        <w:t>Buyer-provided services and assets retained in-house.</w:t>
       </w:r>
     </w:p>
     <w:p>
       <w:pPr>
         <w:pStyle w:val="ListBullet"/>
+        <w:spacing w:after="40"/>
       </w:pPr>
       <w:r>
-        <w:t>Minimum DSCR of 1.10x tested semi-annually</w:t>
+        <w:rPr>
+          <w:sz w:val="20"/>
+        </w:rPr>
+        <w:t>Activities at Buyer divisions undergoing portfolio rationalisation (Annex B).</w:t>
       </w:r>
     </w:p>
     <w:p>
       <w:pPr>
-        <w:pStyle w:val="ListBullet"/>
+        <w:spacing w:before="240" w:after="80"/>
       </w:pPr>
       <w:r>
-        <w:t>Maximum LTV of 80% throughout tenor</w:t>
-      </w:r>
-    </w:p>
-    <w:p>
-      <w:pPr>
-        <w:pStyle w:val="ListBullet"/>
-      </w:pPr>
-      <w:r>
-        <w:t>Debt Service Reserve Account equivalent to 6 months of scheduled debt service</w:t>
-      </w:r>
-    </w:p>
-    <w:p>
-      <w:pPr>
-        <w:pStyle w:val="ListBullet"/>
-      </w:pPr>
-      <w:r>
-        <w:t>Prohibition on additional financial indebtedness without lender consent</w:t>
-      </w:r>
-    </w:p>
-    <w:p>
-      <w:pPr>
-        <w:pStyle w:val="ListBullet"/>
-      </w:pPr>
-      <w:r>
-        <w:t>Quarterly financial reporting to Zava Bank within 45 days of period end</w:t>
-      </w:r>
-    </w:p>
-    <w:p>
-      <w:pPr>
-        <w:pStyle w:val="ListBullet"/>
-      </w:pPr>
-      <w:r>
-        <w:t>Annual independent technical review of construction progress</w:t>
-      </w:r>
-    </w:p>
-    <w:p>
-      <w:pPr>
-        <w:pStyle w:val="ListBullet"/>
-      </w:pPr>
-      <w:r>
-        <w:t>Notification within 5 business days of any material adverse change</w:t>
-      </w:r>
-    </w:p>
-    <w:p>
-      <w:pPr>
-        <w:pStyle w:val="ListBullet"/>
-      </w:pPr>
-      <w:r>
-        <w:t>Insurance coverage (construction all-risks, third-party liability) to be maintained throughout</w:t>
-      </w:r>
-    </w:p>
-    <w:p>
-      <w:pPr>
-        <w:pStyle w:val="Heading2"/>
-      </w:pPr>
-      <w:r>
-        <w:t>5. Sponsor Background</w:t>
-      </w:r>
-    </w:p>
-    <w:p>
-      <w:r>
-        <w:t>PT Marga Utama Pacific is 60% owned by PT Jasa Marga (Bhd) Tbk (IDX: JSMR), Malaysia's largest toll road operator with a 6,000 km network, and 40% by PT Pembangunan Perumahan (Bhd) Tbk (IDX: PTPP). Combined sponsor net worth exceeds MYR 28 trillion. Jasa Marga has successfully completed 14 BOT toll road projects and has a 35-year operating track record.</w:t>
-      </w:r>
-    </w:p>
-    <w:p>
-      <w:pPr>
-        <w:pStyle w:val="Heading2"/>
-      </w:pPr>
-      <w:r>
-        <w:t>6. Use of Proceeds</w:t>
+        <w:rPr>
+          <w:b/>
+          <w:color w:val="1F2D55"/>
+          <w:sz w:val="26"/>
+        </w:rPr>
+        <w:t>3. Evaluation criteria</w:t>
       </w:r>
     </w:p>
     <w:tbl>
       <w:tblPr>
-        <w:tblStyle w:val="TableGrid"/>
+        <w:tblStyle w:val="LightGrid-Accent1"/>
         <w:tblW w:type="auto" w:w="0"/>
         <w:tblLook w:firstColumn="1" w:firstRow="1" w:lastColumn="0" w:lastRow="0" w:noHBand="0" w:noVBand="1" w:val="04A0"/>
       </w:tblPr>
@@ -667,30 +362,48 @@
         <w:tc>
           <w:tcPr>
             <w:tcW w:type="dxa" w:w="2880"/>
+            <w:shd w:val="clear" w:color="auto" w:fill="1F2D55"/>
           </w:tcPr>
           <w:p>
             <w:r>
-              <w:t>Use of Proceeds</w:t>
+              <w:rPr>
+                <w:b/>
+                <w:color w:val="FFFFFF"/>
+                <w:sz w:val="18"/>
+              </w:rPr>
+              <w:t>Criterion</w:t>
             </w:r>
           </w:p>
         </w:tc>
         <w:tc>
           <w:tcPr>
             <w:tcW w:type="dxa" w:w="2880"/>
+            <w:shd w:val="clear" w:color="auto" w:fill="1F2D55"/>
           </w:tcPr>
           <w:p>
             <w:r>
-              <w:t>Amount</w:t>
+              <w:rPr>
+                <w:b/>
+                <w:color w:val="FFFFFF"/>
+                <w:sz w:val="18"/>
+              </w:rPr>
+              <w:t>Weight</w:t>
             </w:r>
           </w:p>
         </w:tc>
         <w:tc>
           <w:tcPr>
             <w:tcW w:type="dxa" w:w="2880"/>
+            <w:shd w:val="clear" w:color="auto" w:fill="1F2D55"/>
           </w:tcPr>
           <w:p>
             <w:r>
-              <w:t>% of Total</w:t>
+              <w:rPr>
+                <w:b/>
+                <w:color w:val="FFFFFF"/>
+                <w:sz w:val="18"/>
+              </w:rPr>
+              <w:t>Sub-criteria</w:t>
             </w:r>
           </w:p>
         </w:tc>
@@ -702,7 +415,10 @@
           </w:tcPr>
           <w:p>
             <w:r>
-              <w:t>Civil Construction (remaining)</w:t>
+              <w:rPr>
+                <w:sz w:val="18"/>
+              </w:rPr>
+              <w:t>Capability &amp; track record</w:t>
             </w:r>
           </w:p>
         </w:tc>
@@ -712,7 +428,10 @@
           </w:tcPr>
           <w:p>
             <w:r>
-              <w:t>MYR 1,420 Billion</w:t>
+              <w:rPr>
+                <w:sz w:val="18"/>
+              </w:rPr>
+              <w:t>25%</w:t>
             </w:r>
           </w:p>
         </w:tc>
@@ -722,7 +441,10 @@
           </w:tcPr>
           <w:p>
             <w:r>
-              <w:t>60.4%</w:t>
+              <w:rPr>
+                <w:sz w:val="18"/>
+              </w:rPr>
+              <w:t>Relevant experience; references; financial stability</w:t>
             </w:r>
           </w:p>
         </w:tc>
@@ -734,7 +456,10 @@
           </w:tcPr>
           <w:p>
             <w:r>
-              <w:t>Mechanical &amp; Electrical Works</w:t>
+              <w:rPr>
+                <w:sz w:val="18"/>
+              </w:rPr>
+              <w:t>Technical solution</w:t>
             </w:r>
           </w:p>
         </w:tc>
@@ -744,7 +469,10 @@
           </w:tcPr>
           <w:p>
             <w:r>
-              <w:t>MYR 340 Billion</w:t>
+              <w:rPr>
+                <w:sz w:val="18"/>
+              </w:rPr>
+              <w:t>25%</w:t>
             </w:r>
           </w:p>
         </w:tc>
@@ -754,7 +482,10 @@
           </w:tcPr>
           <w:p>
             <w:r>
-              <w:t>14.5%</w:t>
+              <w:rPr>
+                <w:sz w:val="18"/>
+              </w:rPr>
+              <w:t>Scope coverage; methodology; innovation; security</w:t>
             </w:r>
           </w:p>
         </w:tc>
@@ -766,7 +497,10 @@
           </w:tcPr>
           <w:p>
             <w:r>
-              <w:t>Land Acquisition (outstanding)</w:t>
+              <w:rPr>
+                <w:sz w:val="18"/>
+              </w:rPr>
+              <w:t>Commercial proposition</w:t>
             </w:r>
           </w:p>
         </w:tc>
@@ -776,7 +510,10 @@
           </w:tcPr>
           <w:p>
             <w:r>
-              <w:t>MYR 210 Billion</w:t>
+              <w:rPr>
+                <w:sz w:val="18"/>
+              </w:rPr>
+              <w:t>25%</w:t>
             </w:r>
           </w:p>
         </w:tc>
@@ -786,7 +523,10 @@
           </w:tcPr>
           <w:p>
             <w:r>
-              <w:t>8.9%</w:t>
+              <w:rPr>
+                <w:sz w:val="18"/>
+              </w:rPr>
+              <w:t>Total cost; pricing transparency; commercial flexibility</w:t>
             </w:r>
           </w:p>
         </w:tc>
@@ -798,7 +538,10 @@
           </w:tcPr>
           <w:p>
             <w:r>
-              <w:t>Contingency Reserve</w:t>
+              <w:rPr>
+                <w:sz w:val="18"/>
+              </w:rPr>
+              <w:t>Implementation &amp; transition</w:t>
             </w:r>
           </w:p>
         </w:tc>
@@ -808,7 +551,10 @@
           </w:tcPr>
           <w:p>
             <w:r>
-              <w:t>MYR 180 Billion</w:t>
+              <w:rPr>
+                <w:sz w:val="18"/>
+              </w:rPr>
+              <w:t>10%</w:t>
             </w:r>
           </w:p>
         </w:tc>
@@ -818,7 +564,10 @@
           </w:tcPr>
           <w:p>
             <w:r>
-              <w:t>7.7%</w:t>
+              <w:rPr>
+                <w:sz w:val="18"/>
+              </w:rPr>
+              <w:t>Plan robustness; risk mitigation; resourcing</w:t>
             </w:r>
           </w:p>
         </w:tc>
@@ -830,7 +579,10 @@
           </w:tcPr>
           <w:p>
             <w:r>
-              <w:t>Financing Costs &amp; Upfront Fees</w:t>
+              <w:rPr>
+                <w:sz w:val="18"/>
+              </w:rPr>
+              <w:t>ESG &amp; compliance</w:t>
             </w:r>
           </w:p>
         </w:tc>
@@ -840,7 +592,10 @@
           </w:tcPr>
           <w:p>
             <w:r>
-              <w:t>MYR 120 Billion</w:t>
+              <w:rPr>
+                <w:sz w:val="18"/>
+              </w:rPr>
+              <w:t>10%</w:t>
             </w:r>
           </w:p>
         </w:tc>
@@ -850,7 +605,10 @@
           </w:tcPr>
           <w:p>
             <w:r>
-              <w:t>5.1%</w:t>
+              <w:rPr>
+                <w:sz w:val="18"/>
+              </w:rPr>
+              <w:t>Sustainability credentials; compliance posture; UBO clarity</w:t>
             </w:r>
           </w:p>
         </w:tc>
@@ -862,7 +620,10 @@
           </w:tcPr>
           <w:p>
             <w:r>
-              <w:t>Working Capital</w:t>
+              <w:rPr>
+                <w:sz w:val="18"/>
+              </w:rPr>
+              <w:t>Cultural fit &amp; partnership</w:t>
             </w:r>
           </w:p>
         </w:tc>
@@ -872,7 +633,10 @@
           </w:tcPr>
           <w:p>
             <w:r>
-              <w:t>MYR 80 Billion</w:t>
+              <w:rPr>
+                <w:sz w:val="18"/>
+              </w:rPr>
+              <w:t>5%</w:t>
             </w:r>
           </w:p>
         </w:tc>
@@ -882,7 +646,195 @@
           </w:tcPr>
           <w:p>
             <w:r>
-              <w:t>3.4%</w:t>
+              <w:rPr>
+                <w:sz w:val="18"/>
+              </w:rPr>
+              <w:t>Stakeholder fit; willingness to invest in the relationship</w:t>
+            </w:r>
+          </w:p>
+        </w:tc>
+      </w:tr>
+    </w:tbl>
+    <w:p>
+      <w:pPr>
+        <w:spacing w:before="240" w:after="80"/>
+      </w:pPr>
+      <w:r>
+        <w:rPr>
+          <w:b/>
+          <w:color w:val="1F2D55"/>
+          <w:sz w:val="26"/>
+        </w:rPr>
+        <w:t>4. Mandatory requirements</w:t>
+      </w:r>
+    </w:p>
+    <w:p>
+      <w:pPr>
+        <w:pStyle w:val="ListBullet"/>
+        <w:spacing w:after="40"/>
+      </w:pPr>
+      <w:r>
+        <w:rPr>
+          <w:sz w:val="20"/>
+        </w:rPr>
+        <w:t>Audited financial statements for the past 3 years.</w:t>
+      </w:r>
+    </w:p>
+    <w:p>
+      <w:pPr>
+        <w:pStyle w:val="ListBullet"/>
+        <w:spacing w:after="40"/>
+      </w:pPr>
+      <w:r>
+        <w:rPr>
+          <w:sz w:val="20"/>
+        </w:rPr>
+        <w:t>Evidence of professional indemnity, public liability and cyber insurance (per Annex C minimums).</w:t>
+      </w:r>
+    </w:p>
+    <w:p>
+      <w:pPr>
+        <w:pStyle w:val="ListBullet"/>
+        <w:spacing w:after="40"/>
+      </w:pPr>
+      <w:r>
+        <w:rPr>
+          <w:sz w:val="20"/>
+        </w:rPr>
+        <w:t>Compliance with the Buyer Anti-Bribery &amp; Corruption policy (Annex D).</w:t>
+      </w:r>
+    </w:p>
+    <w:p>
+      <w:pPr>
+        <w:pStyle w:val="ListBullet"/>
+        <w:spacing w:after="40"/>
+      </w:pPr>
+      <w:r>
+        <w:rPr>
+          <w:sz w:val="20"/>
+        </w:rPr>
+        <w:t>Compliance with applicable data-protection laws (PDPA / UU PDP / GDPR as applicable).</w:t>
+      </w:r>
+    </w:p>
+    <w:p>
+      <w:pPr>
+        <w:pStyle w:val="ListBullet"/>
+        <w:spacing w:after="40"/>
+      </w:pPr>
+      <w:r>
+        <w:rPr>
+          <w:sz w:val="20"/>
+        </w:rPr>
+        <w:t>No undeclared conflicts of interest; UBO disclosure complete and current.</w:t>
+      </w:r>
+    </w:p>
+    <w:p>
+      <w:pPr>
+        <w:pStyle w:val="ListBullet"/>
+        <w:spacing w:after="40"/>
+      </w:pPr>
+      <w:r>
+        <w:rPr>
+          <w:sz w:val="20"/>
+        </w:rPr>
+        <w:t>Acceptance (or proposed redlines) of the Buyer's draft Master Services Agreement (Annex E).</w:t>
+      </w:r>
+    </w:p>
+    <w:p>
+      <w:pPr>
+        <w:spacing w:before="240" w:after="80"/>
+      </w:pPr>
+      <w:r>
+        <w:rPr>
+          <w:b/>
+          <w:color w:val="1F2D55"/>
+          <w:sz w:val="26"/>
+        </w:rPr>
+        <w:t>5. Pricing schedule</w:t>
+      </w:r>
+    </w:p>
+    <w:p>
+      <w:pPr>
+        <w:spacing w:after="80"/>
+      </w:pPr>
+      <w:r>
+        <w:rPr>
+          <w:i w:val="0"/>
+          <w:sz w:val="20"/>
+        </w:rPr>
+        <w:t>Bidders shall complete the pricing schedule in Annex F using the prescribed template. The total cost of ownership over 36 months shall be quoted in MYR and broken down by (a) fixed monthly service fee, (b) volume-based fee per transaction tier, (c) one-off implementation fee, (d) optional services. Where bidders propose alternative commercial models (gain-share, pay-per-use, etc.), these must be in addition to the mandatory schedule and clearly labelled.</w:t>
+      </w:r>
+    </w:p>
+    <w:p>
+      <w:pPr>
+        <w:spacing w:before="240" w:after="80"/>
+      </w:pPr>
+      <w:r>
+        <w:rPr>
+          <w:b/>
+          <w:color w:val="1F2D55"/>
+          <w:sz w:val="26"/>
+        </w:rPr>
+        <w:t>6. Process and timeline</w:t>
+      </w:r>
+    </w:p>
+    <w:tbl>
+      <w:tblPr>
+        <w:tblStyle w:val="LightGrid-Accent1"/>
+        <w:tblW w:type="auto" w:w="0"/>
+        <w:tblLook w:firstColumn="1" w:firstRow="1" w:lastColumn="0" w:lastRow="0" w:noHBand="0" w:noVBand="1" w:val="04A0"/>
+      </w:tblPr>
+      <w:tblGrid>
+        <w:gridCol w:w="2880"/>
+        <w:gridCol w:w="2880"/>
+        <w:gridCol w:w="2880"/>
+      </w:tblGrid>
+      <w:tr>
+        <w:tc>
+          <w:tcPr>
+            <w:tcW w:type="dxa" w:w="2880"/>
+            <w:shd w:val="clear" w:color="auto" w:fill="1F2D55"/>
+          </w:tcPr>
+          <w:p>
+            <w:r>
+              <w:rPr>
+                <w:b/>
+                <w:color w:val="FFFFFF"/>
+                <w:sz w:val="18"/>
+              </w:rPr>
+              <w:t>Stage</w:t>
+            </w:r>
+          </w:p>
+        </w:tc>
+        <w:tc>
+          <w:tcPr>
+            <w:tcW w:type="dxa" w:w="2880"/>
+            <w:shd w:val="clear" w:color="auto" w:fill="1F2D55"/>
+          </w:tcPr>
+          <w:p>
+            <w:r>
+              <w:rPr>
+                <w:b/>
+                <w:color w:val="FFFFFF"/>
+                <w:sz w:val="18"/>
+              </w:rPr>
+              <w:t>Date</w:t>
+            </w:r>
+          </w:p>
+        </w:tc>
+        <w:tc>
+          <w:tcPr>
+            <w:tcW w:type="dxa" w:w="2880"/>
+            <w:shd w:val="clear" w:color="auto" w:fill="1F2D55"/>
+          </w:tcPr>
+          <w:p>
+            <w:r>
+              <w:rPr>
+                <w:b/>
+                <w:color w:val="FFFFFF"/>
+                <w:sz w:val="18"/>
+              </w:rPr>
+              <w:t>Notes</w:t>
             </w:r>
           </w:p>
         </w:tc>
@@ -894,7 +846,10 @@
           </w:tcPr>
           <w:p>
             <w:r>
-              <w:t>TOTAL</w:t>
+              <w:rPr>
+                <w:sz w:val="18"/>
+              </w:rPr>
+              <w:t>RFP issue</w:t>
             </w:r>
           </w:p>
         </w:tc>
@@ -904,7 +859,10 @@
           </w:tcPr>
           <w:p>
             <w:r>
-              <w:t>MYR 2,350 Billion</w:t>
+              <w:rPr>
+                <w:sz w:val="18"/>
+              </w:rPr>
+              <w:t>12 April 2026</w:t>
             </w:r>
           </w:p>
         </w:tc>
@@ -914,12 +872,569 @@
           </w:tcPr>
           <w:p>
             <w:r>
-              <w:t>100%</w:t>
+              <w:rPr>
+                <w:sz w:val="18"/>
+              </w:rPr>
+              <w:t>Bidders to confirm intent to respond within 5 days</w:t>
+            </w:r>
+          </w:p>
+        </w:tc>
+      </w:tr>
+      <w:tr>
+        <w:tc>
+          <w:tcPr>
+            <w:tcW w:type="dxa" w:w="2880"/>
+          </w:tcPr>
+          <w:p>
+            <w:r>
+              <w:rPr>
+                <w:sz w:val="18"/>
+              </w:rPr>
+              <w:t>Q&amp;A clarification window opens</w:t>
+            </w:r>
+          </w:p>
+        </w:tc>
+        <w:tc>
+          <w:tcPr>
+            <w:tcW w:type="dxa" w:w="2880"/>
+          </w:tcPr>
+          <w:p>
+            <w:r>
+              <w:rPr>
+                <w:sz w:val="18"/>
+              </w:rPr>
+              <w:t>26 April 2026</w:t>
+            </w:r>
+          </w:p>
+        </w:tc>
+        <w:tc>
+          <w:tcPr>
+            <w:tcW w:type="dxa" w:w="2880"/>
+          </w:tcPr>
+          <w:p>
+            <w:r>
+              <w:rPr>
+                <w:sz w:val="18"/>
+              </w:rPr>
+              <w:t>All questions via the portal; consolidated answers published</w:t>
+            </w:r>
+          </w:p>
+        </w:tc>
+      </w:tr>
+      <w:tr>
+        <w:tc>
+          <w:tcPr>
+            <w:tcW w:type="dxa" w:w="2880"/>
+          </w:tcPr>
+          <w:p>
+            <w:r>
+              <w:rPr>
+                <w:sz w:val="18"/>
+              </w:rPr>
+              <w:t>Site visits (optional)</w:t>
+            </w:r>
+          </w:p>
+        </w:tc>
+        <w:tc>
+          <w:tcPr>
+            <w:tcW w:type="dxa" w:w="2880"/>
+          </w:tcPr>
+          <w:p>
+            <w:r>
+              <w:rPr>
+                <w:sz w:val="18"/>
+              </w:rPr>
+              <w:t>03 May 2026</w:t>
+            </w:r>
+          </w:p>
+        </w:tc>
+        <w:tc>
+          <w:tcPr>
+            <w:tcW w:type="dxa" w:w="2880"/>
+          </w:tcPr>
+          <w:p>
+            <w:r>
+              <w:rPr>
+                <w:sz w:val="18"/>
+              </w:rPr>
+              <w:t>Slots on request via SPOC</w:t>
+            </w:r>
+          </w:p>
+        </w:tc>
+      </w:tr>
+      <w:tr>
+        <w:tc>
+          <w:tcPr>
+            <w:tcW w:type="dxa" w:w="2880"/>
+          </w:tcPr>
+          <w:p>
+            <w:r>
+              <w:rPr>
+                <w:sz w:val="18"/>
+              </w:rPr>
+              <w:t>Bid submission deadline</w:t>
+            </w:r>
+          </w:p>
+        </w:tc>
+        <w:tc>
+          <w:tcPr>
+            <w:tcW w:type="dxa" w:w="2880"/>
+          </w:tcPr>
+          <w:p>
+            <w:r>
+              <w:rPr>
+                <w:sz w:val="18"/>
+              </w:rPr>
+              <w:t>19 May 2026</w:t>
+            </w:r>
+          </w:p>
+        </w:tc>
+        <w:tc>
+          <w:tcPr>
+            <w:tcW w:type="dxa" w:w="2880"/>
+          </w:tcPr>
+          <w:p>
+            <w:r>
+              <w:rPr>
+                <w:sz w:val="18"/>
+              </w:rPr>
+              <w:t>17:00 KL time; portal upload only</w:t>
+            </w:r>
+          </w:p>
+        </w:tc>
+      </w:tr>
+      <w:tr>
+        <w:tc>
+          <w:tcPr>
+            <w:tcW w:type="dxa" w:w="2880"/>
+          </w:tcPr>
+          <w:p>
+            <w:r>
+              <w:rPr>
+                <w:sz w:val="18"/>
+              </w:rPr>
+              <w:t>Shortlist announcement</w:t>
+            </w:r>
+          </w:p>
+        </w:tc>
+        <w:tc>
+          <w:tcPr>
+            <w:tcW w:type="dxa" w:w="2880"/>
+          </w:tcPr>
+          <w:p>
+            <w:r>
+              <w:rPr>
+                <w:sz w:val="18"/>
+              </w:rPr>
+              <w:t>26 May 2026</w:t>
+            </w:r>
+          </w:p>
+        </w:tc>
+        <w:tc>
+          <w:tcPr>
+            <w:tcW w:type="dxa" w:w="2880"/>
+          </w:tcPr>
+          <w:p>
+            <w:r>
+              <w:rPr>
+                <w:sz w:val="18"/>
+              </w:rPr>
+              <w:t>Top 3-4 bidders progress</w:t>
+            </w:r>
+          </w:p>
+        </w:tc>
+      </w:tr>
+      <w:tr>
+        <w:tc>
+          <w:tcPr>
+            <w:tcW w:type="dxa" w:w="2880"/>
+          </w:tcPr>
+          <w:p>
+            <w:r>
+              <w:rPr>
+                <w:sz w:val="18"/>
+              </w:rPr>
+              <w:t>Capability demonstrations</w:t>
+            </w:r>
+          </w:p>
+        </w:tc>
+        <w:tc>
+          <w:tcPr>
+            <w:tcW w:type="dxa" w:w="2880"/>
+          </w:tcPr>
+          <w:p>
+            <w:r>
+              <w:rPr>
+                <w:sz w:val="18"/>
+              </w:rPr>
+              <w:t>02 June 2026</w:t>
+            </w:r>
+          </w:p>
+        </w:tc>
+        <w:tc>
+          <w:tcPr>
+            <w:tcW w:type="dxa" w:w="2880"/>
+          </w:tcPr>
+          <w:p>
+            <w:r>
+              <w:rPr>
+                <w:sz w:val="18"/>
+              </w:rPr>
+              <w:t>Half-day per bidder; technical + commercial Q&amp;A</w:t>
+            </w:r>
+          </w:p>
+        </w:tc>
+      </w:tr>
+      <w:tr>
+        <w:tc>
+          <w:tcPr>
+            <w:tcW w:type="dxa" w:w="2880"/>
+          </w:tcPr>
+          <w:p>
+            <w:r>
+              <w:rPr>
+                <w:sz w:val="18"/>
+              </w:rPr>
+              <w:t>Best-and-final offers</w:t>
+            </w:r>
+          </w:p>
+        </w:tc>
+        <w:tc>
+          <w:tcPr>
+            <w:tcW w:type="dxa" w:w="2880"/>
+          </w:tcPr>
+          <w:p>
+            <w:r>
+              <w:rPr>
+                <w:sz w:val="18"/>
+              </w:rPr>
+              <w:t>09 June 2026</w:t>
+            </w:r>
+          </w:p>
+        </w:tc>
+        <w:tc>
+          <w:tcPr>
+            <w:tcW w:type="dxa" w:w="2880"/>
+          </w:tcPr>
+          <w:p>
+            <w:r>
+              <w:rPr>
+                <w:sz w:val="18"/>
+              </w:rPr>
+              <w:t>Targeted clarification round</w:t>
+            </w:r>
+          </w:p>
+        </w:tc>
+      </w:tr>
+      <w:tr>
+        <w:tc>
+          <w:tcPr>
+            <w:tcW w:type="dxa" w:w="2880"/>
+          </w:tcPr>
+          <w:p>
+            <w:r>
+              <w:rPr>
+                <w:sz w:val="18"/>
+              </w:rPr>
+              <w:t>Award decision</w:t>
+            </w:r>
+          </w:p>
+        </w:tc>
+        <w:tc>
+          <w:tcPr>
+            <w:tcW w:type="dxa" w:w="2880"/>
+          </w:tcPr>
+          <w:p>
+            <w:r>
+              <w:rPr>
+                <w:sz w:val="18"/>
+              </w:rPr>
+              <w:t>16 June 2026</w:t>
+            </w:r>
+          </w:p>
+        </w:tc>
+        <w:tc>
+          <w:tcPr>
+            <w:tcW w:type="dxa" w:w="2880"/>
+          </w:tcPr>
+          <w:p>
+            <w:r>
+              <w:rPr>
+                <w:sz w:val="18"/>
+              </w:rPr>
+              <w:t>Subject to Board approval if above threshold</w:t>
+            </w:r>
+          </w:p>
+        </w:tc>
+      </w:tr>
+      <w:tr>
+        <w:tc>
+          <w:tcPr>
+            <w:tcW w:type="dxa" w:w="2880"/>
+          </w:tcPr>
+          <w:p>
+            <w:r>
+              <w:rPr>
+                <w:sz w:val="18"/>
+              </w:rPr>
+              <w:t>Contract execution</w:t>
+            </w:r>
+          </w:p>
+        </w:tc>
+        <w:tc>
+          <w:tcPr>
+            <w:tcW w:type="dxa" w:w="2880"/>
+          </w:tcPr>
+          <w:p>
+            <w:r>
+              <w:rPr>
+                <w:sz w:val="18"/>
+              </w:rPr>
+              <w:t>23 June 2026</w:t>
+            </w:r>
+          </w:p>
+        </w:tc>
+        <w:tc>
+          <w:tcPr>
+            <w:tcW w:type="dxa" w:w="2880"/>
+          </w:tcPr>
+          <w:p>
+            <w:r>
+              <w:rPr>
+                <w:sz w:val="18"/>
+              </w:rPr>
+              <w:t>Signed within 14 days of award decision</w:t>
+            </w:r>
+          </w:p>
+        </w:tc>
+      </w:tr>
+      <w:tr>
+        <w:tc>
+          <w:tcPr>
+            <w:tcW w:type="dxa" w:w="2880"/>
+          </w:tcPr>
+          <w:p>
+            <w:r>
+              <w:rPr>
+                <w:sz w:val="18"/>
+              </w:rPr>
+              <w:t>Mobilisation</w:t>
+            </w:r>
+          </w:p>
+        </w:tc>
+        <w:tc>
+          <w:tcPr>
+            <w:tcW w:type="dxa" w:w="2880"/>
+          </w:tcPr>
+          <w:p>
+            <w:r>
+              <w:rPr>
+                <w:sz w:val="18"/>
+              </w:rPr>
+              <w:t>30 June 2026</w:t>
+            </w:r>
+          </w:p>
+        </w:tc>
+        <w:tc>
+          <w:tcPr>
+            <w:tcW w:type="dxa" w:w="2880"/>
+          </w:tcPr>
+          <w:p>
+            <w:r>
+              <w:rPr>
+                <w:sz w:val="18"/>
+              </w:rPr>
+              <w:t>Transition under joint plan</w:t>
             </w:r>
           </w:p>
         </w:tc>
       </w:tr>
     </w:tbl>
+    <w:p>
+      <w:pPr>
+        <w:spacing w:before="240" w:after="80"/>
+      </w:pPr>
+      <w:r>
+        <w:rPr>
+          <w:b/>
+          <w:color w:val="1F2D55"/>
+          <w:sz w:val="26"/>
+        </w:rPr>
+        <w:t>7. Bid submission format</w:t>
+      </w:r>
+    </w:p>
+    <w:p>
+      <w:pPr>
+        <w:spacing w:after="80"/>
+      </w:pPr>
+      <w:r>
+        <w:rPr>
+          <w:i w:val="0"/>
+          <w:sz w:val="20"/>
+        </w:rPr>
+        <w:t>Submissions must be uploaded via the Buyer's procurement portal in PDF format. File-naming convention: BidderName_RFPRef_Section.pdf. Maximum 80 pages (excluding appendices). Annex completeness checklist provided in Annex G.</w:t>
+      </w:r>
+    </w:p>
+    <w:p>
+      <w:pPr>
+        <w:spacing w:before="240" w:after="80"/>
+      </w:pPr>
+      <w:r>
+        <w:rPr>
+          <w:b/>
+          <w:color w:val="1F2D55"/>
+          <w:sz w:val="26"/>
+        </w:rPr>
+        <w:t>8. Confidentiality and IP</w:t>
+      </w:r>
+    </w:p>
+    <w:p>
+      <w:pPr>
+        <w:spacing w:after="80"/>
+      </w:pPr>
+      <w:r>
+        <w:rPr>
+          <w:i w:val="0"/>
+          <w:sz w:val="20"/>
+        </w:rPr>
+        <w:t>All information disclosed in or in connection with this RFP is confidential. Bidders shall not disclose to third parties without the Buyer's prior written consent. IP in bidder submissions remains with the bidder, except that the Buyer may retain submissions for record-keeping and evaluation. The Buyer reserves the right to amend, withdraw or re-issue this RFP without liability.</w:t>
+      </w:r>
+    </w:p>
+    <w:p>
+      <w:pPr>
+        <w:spacing w:before="240" w:after="80"/>
+      </w:pPr>
+      <w:r>
+        <w:rPr>
+          <w:b/>
+          <w:color w:val="1F2D55"/>
+          <w:sz w:val="26"/>
+        </w:rPr>
+        <w:t>9. Contact</w:t>
+      </w:r>
+    </w:p>
+    <w:p>
+      <w:pPr>
+        <w:spacing w:after="80"/>
+      </w:pPr>
+      <w:r>
+        <w:rPr>
+          <w:i w:val="0"/>
+          <w:sz w:val="20"/>
+        </w:rPr>
+        <w:t>Single point of contact: Sasha Ouellet, Group Procurement Director. All communications must route via the portal Q&amp;A function — direct contact with other Buyer personnel during the RFP process is prohibited and grounds for disqualification.</w:t>
+      </w:r>
+    </w:p>
+    <w:p>
+      <w:pPr>
+        <w:spacing w:before="240" w:after="80"/>
+      </w:pPr>
+      <w:r>
+        <w:rPr>
+          <w:b/>
+          <w:color w:val="1F2D55"/>
+          <w:sz w:val="26"/>
+        </w:rPr>
+        <w:t>Annexes</w:t>
+      </w:r>
+    </w:p>
+    <w:p>
+      <w:pPr>
+        <w:pStyle w:val="ListBullet"/>
+        <w:spacing w:after="40"/>
+      </w:pPr>
+      <w:r>
+        <w:rPr>
+          <w:sz w:val="20"/>
+        </w:rPr>
+        <w:t>Annex A — Technical Specification (separate document)</w:t>
+      </w:r>
+    </w:p>
+    <w:p>
+      <w:pPr>
+        <w:pStyle w:val="ListBullet"/>
+        <w:spacing w:after="40"/>
+      </w:pPr>
+      <w:r>
+        <w:rPr>
+          <w:sz w:val="20"/>
+        </w:rPr>
+        <w:t>Annex B — Operating-unit scope detail</w:t>
+      </w:r>
+    </w:p>
+    <w:p>
+      <w:pPr>
+        <w:pStyle w:val="ListBullet"/>
+        <w:spacing w:after="40"/>
+      </w:pPr>
+      <w:r>
+        <w:rPr>
+          <w:sz w:val="20"/>
+        </w:rPr>
+        <w:t>Annex C — Insurance minimums</w:t>
+      </w:r>
+    </w:p>
+    <w:p>
+      <w:pPr>
+        <w:pStyle w:val="ListBullet"/>
+        <w:spacing w:after="40"/>
+      </w:pPr>
+      <w:r>
+        <w:rPr>
+          <w:sz w:val="20"/>
+        </w:rPr>
+        <w:t>Annex D — Anti-Bribery &amp; Corruption policy</w:t>
+      </w:r>
+    </w:p>
+    <w:p>
+      <w:pPr>
+        <w:pStyle w:val="ListBullet"/>
+        <w:spacing w:after="40"/>
+      </w:pPr>
+      <w:r>
+        <w:rPr>
+          <w:sz w:val="20"/>
+        </w:rPr>
+        <w:t>Annex E — Draft Master Services Agreement</w:t>
+      </w:r>
+    </w:p>
+    <w:p>
+      <w:pPr>
+        <w:pStyle w:val="ListBullet"/>
+        <w:spacing w:after="40"/>
+      </w:pPr>
+      <w:r>
+        <w:rPr>
+          <w:sz w:val="20"/>
+        </w:rPr>
+        <w:t>Annex F — Pricing schedule template</w:t>
+      </w:r>
+    </w:p>
+    <w:p>
+      <w:pPr>
+        <w:pStyle w:val="ListBullet"/>
+        <w:spacing w:after="40"/>
+      </w:pPr>
+      <w:r>
+        <w:rPr>
+          <w:sz w:val="20"/>
+        </w:rPr>
+        <w:t>Annex G — Annex completeness checklist</w:t>
+      </w:r>
+    </w:p>
+    <w:p>
+      <w:pPr>
+        <w:jc w:val="center"/>
+      </w:pPr>
+      <w:r>
+        <w:rPr>
+          <w:i/>
+          <w:color w:val="9CA3AF"/>
+          <w:sz w:val="16"/>
+        </w:rPr>
+        <w:t>— END OF DOCUMENT —</w:t>
+      </w:r>
+    </w:p>
     <w:sectPr>
       <w:pgSz w:w="12240" w:h="15840"/>
       <w:pgMar w:top="1440" w:right="1800" w:bottom="1440" w:left="1800" w:header="720" w:footer="720" w:gutter="0"/>
